--- a/Maxime_Laurent_Resume.docx
+++ b/Maxime_Laurent_Resume.docx
@@ -247,12 +247,19 @@
       </w:r>
     </w:p>
     <w:p>
-      <w:r>
+      <w:pPr>
         <w:rPr>
           <w:i/>
           <w:color w:val="596375"/>
         </w:rPr>
-        <w:t>Consultant delivering AI and data workstreams for enterprise clients across four industries.</w:t>
+      </w:pPr>
+      <w:r>
+        <w:rPr>
+          <w:i/>
+          <w:iCs/>
+          <w:color w:val="596375"/>
+        </w:rPr>
+        <w:t>(AI Data Engineer Intern, Jan–Nov 2025 → AI Data Engineer, Nov 2025–Present)</w:t>
       </w:r>
     </w:p>
     <w:p>
